--- a/paper/答辩.docx
+++ b/paper/答辩.docx
@@ -1472,7 +1472,19 @@
         <w:rPr>
           <w:rFonts w:hint="eastAsia"/>
         </w:rPr>
-        <w:t>A：默认只能在本地运行（localhost:8501）。如果需要在同一局域网访问，可提供Network URL；如果要在公网访问，需要部署到Streamlit Community Cloud或Hugging Face Spaces等平台。答辩时</w:t>
+        <w:t>A：默认只能在本地运行（localhost:8501）。如果需要在同一局域网访问，可提供Network URL；如果要在公网访问，需要部署</w:t>
+      </w:r>
+      <w:r>
+        <w:rPr>
+          <w:rFonts w:hint="eastAsia"/>
+        </w:rPr>
+        <w:t>到</w:t>
+      </w:r>
+      <w:r>
+        <w:rPr>
+          <w:rFonts w:hint="eastAsia"/>
+        </w:rPr>
+        <w:t>Hugging Face Spaces等平台。答辩时</w:t>
       </w:r>
       <w:r>
         <w:rPr>
@@ -1696,8 +1708,14 @@
         <w:rPr>
           <w:rFonts w:hint="eastAsia"/>
         </w:rPr>
+        <w:t>A：最大的挑战是“从零到一”的环境搭建和科研方法论。我们经历了环境报错、中文乱</w:t>
+      </w:r>
+      <w:r>
+        <w:rPr>
+          <w:rFonts w:hint="eastAsia"/>
+        </w:rPr>
         <w:lastRenderedPageBreak/>
-        <w:t>A：最大的挑战是“从零到一”的环境搭建和科研方法论。我们经历了环境报错、中文乱码、模型过拟合崩溃等无数挫折，靠着查阅文献和设计消融实验一步步打磨出来。我们学会了用严谨的实验数据说话。</w:t>
+        <w:t>码、模型过拟合崩溃等无数挫折，靠着查阅文献和设计消融实验一步步打磨出来。我们学会了用严谨的实验数据说话。</w:t>
       </w:r>
     </w:p>
     <w:p>
@@ -1861,7 +1879,13 @@
         <w:t>和解决报错，但核心算法设计、数据预处理、物理约束实验和全部代码调试都是我们亲手完成的。我们保留了完整的训练日志、消融实验数据和从零搭建的开发记录，这些是AI无法伪造的实践证据。</w:t>
       </w:r>
     </w:p>
-    <w:p/>
+    <w:p>
+      <w:pPr>
+        <w:rPr>
+          <w:rFonts w:hint="eastAsia"/>
+        </w:rPr>
+      </w:pPr>
+    </w:p>
     <w:p>
       <w:pPr>
         <w:rPr>

--- a/paper/答辩.docx
+++ b/paper/答辩.docx
@@ -1484,7 +1484,13 @@
         <w:rPr>
           <w:rFonts w:hint="eastAsia"/>
         </w:rPr>
-        <w:t>Hugging Face Spaces等平台。答辩时</w:t>
+        <w:t>Streamlit Community Cloud</w:t>
+      </w:r>
+      <w:r>
+        <w:rPr>
+          <w:rFonts w:hint="eastAsia"/>
+        </w:rPr>
+        <w:t>等平台。答辩时</w:t>
       </w:r>
       <w:r>
         <w:rPr>
@@ -1708,14 +1714,8 @@
         <w:rPr>
           <w:rFonts w:hint="eastAsia"/>
         </w:rPr>
-        <w:t>A：最大的挑战是“从零到一”的环境搭建和科研方法论。我们经历了环境报错、中文乱</w:t>
-      </w:r>
-      <w:r>
-        <w:rPr>
-          <w:rFonts w:hint="eastAsia"/>
-        </w:rPr>
         <w:lastRenderedPageBreak/>
-        <w:t>码、模型过拟合崩溃等无数挫折，靠着查阅文献和设计消融实验一步步打磨出来。我们学会了用严谨的实验数据说话。</w:t>
+        <w:t>A：最大的挑战是“从零到一”的环境搭建和科研方法论。我们经历了环境报错、中文乱码、模型过拟合崩溃等无数挫折，靠着查阅文献和设计消融实验一步步打磨出来。我们学会了用严谨的实验数据说话。</w:t>
       </w:r>
     </w:p>
     <w:p>
